--- a/03_Outputs/final scripts/ru/Module 1/1.1.0-ru.docx
+++ b/03_Outputs/final scripts/ru/Module 1/1.1.0-ru.docx
@@ -9,27 +9,27 @@
     </w:p>
     <w:p>
       <w:r>
-        <w:t xml:space="preserve">Энергия — это невидимый двигатель, питающий наши общества — от чистой воды и здравоохранения до цифрового доступа и экономических возможностей. Но для слишком многих этот двигатель всё ещё отсутствует. Эти пробелы — не только технические проблемы, они являются барьерами для человеческого развития.  </w:t>
+        <w:t xml:space="preserve">Энергия — это невидимый двигатель, питающий наши общества — от чистой воды и здравоохранения до цифрового доступа и экономических возможностей. Но для слишком многих этот двигатель всё ещё отсутствует.  </w:t>
       </w:r>
     </w:p>
     <w:p>
       <w:r>
-        <w:t xml:space="preserve">В этой главе мы исследуем, как функционируют энергетические системы как взаимосвязанные сети. Мы проследим, как энергия поступает из источников, таких как ископаемое топливо, гидроэнергетика, солнечная и ветровая энергия, через сети и трубопроводы, и попадает в сектора, которые от неё зависят — дома, транспорт, промышленность и сельское хозяйство.  </w:t>
+        <w:t xml:space="preserve">В этой главе мы исследуем, как функционируют энергетические системы как взаимосвязанные сети, прослеживая поток энергии в сектора, которые от них зависят: домохозяйства, транспорт, промышленность и сельское хозяйство.  </w:t>
       </w:r>
     </w:p>
     <w:p>
       <w:r>
-        <w:t xml:space="preserve">Мы также представим важную концепцию: энергетический трилемма. Балансировка трёх приоритетов — безопасность, справедливость и устойчивость. Безопасность означает надёжное снабжение. Справедливость — доступность и универсальность. А устойчивость — декарбонизация производства и использования для достижения климатических целей.  </w:t>
+        <w:t xml:space="preserve">Мы также представим важную концепцию: энергетическую трилемму. Балансировка трёх приоритетов: безопасность, справедливость и устойчивость. Безопасность означает надёжное снабжение. Справедливость — доступность и универсальность, учитывающие существующие различия. А устойчивость — декарбонизацию производства и использования для достижения климатических целей.  </w:t>
       </w:r>
     </w:p>
     <w:p>
       <w:r>
-        <w:t xml:space="preserve">Проблема в том, что хотя энергия стимулирует прогресс, системы на основе ископаемого топлива также усиливают климатические риски и давление на ресурсы. Поэтому энергетический переход не может быть решён только технологическими средствами. Политические решения, финансовые системы и структуры управления формируют тех, кто выигрывает — и тех, кто остаётся позади.  </w:t>
+        <w:t xml:space="preserve">Проблема в том, что хотя энергия стимулирует прогресс, системы на ископаемом топливе также усиливают климатические риски и давление на ресурсы. Поэтому энергетический переход не может быть решён только технологическими средствами. Политические решения, финансовые системы и структуры управления формируют тех, кто выигрывает — и тех, кто остаётся позади.  </w:t>
       </w:r>
     </w:p>
     <w:p>
       <w:r>
-        <w:t>К концу этой главы вы поймёте, почему устойчивое развитие энергетики — это не только о более чистых технологиях. Это о системных реформах — от инвестиций и регулирования до цифровых инноваций и децентрализованных моделей — всё это направлено на обеспечение справедливого и устойчивого энергетического будущего для всех.</w:t>
+        <w:t>К концу этой главы вы поймёте, почему устойчивое развитие энергетики — это не только более чистые технологии. Это системная реформа, включающая инвестиции и регулирование, цифровые инновации и децентрализованные модели, все направленные на обеспечение справедливого и устойчивого энергетического будущего для всех.</w:t>
       </w:r>
     </w:p>
     <w:sectPr>
